--- a/klagomål/A 30329-2025 FSC-klagomål.docx
+++ b/klagomål/A 30329-2025 FSC-klagomål.docx
@@ -886,7 +886,7 @@
     <w:r>
       <w:tab/>
       <w:tab/>
-      <w:t>2025-06-20</w:t>
+      <w:t>2025-06-21</w:t>
       <w:br/>
       <w:br/>
     </w:r>

--- a/klagomål/A 30329-2025 FSC-klagomål.docx
+++ b/klagomål/A 30329-2025 FSC-klagomål.docx
@@ -886,7 +886,7 @@
     <w:r>
       <w:tab/>
       <w:tab/>
-      <w:t>2025-06-21</w:t>
+      <w:t>2025-06-22</w:t>
       <w:br/>
       <w:br/>
     </w:r>

--- a/klagomål/A 30329-2025 FSC-klagomål.docx
+++ b/klagomål/A 30329-2025 FSC-klagomål.docx
@@ -886,7 +886,7 @@
     <w:r>
       <w:tab/>
       <w:tab/>
-      <w:t>2025-06-22</w:t>
+      <w:t>2025-06-23</w:t>
       <w:br/>
       <w:br/>
     </w:r>

--- a/klagomål/A 30329-2025 FSC-klagomål.docx
+++ b/klagomål/A 30329-2025 FSC-klagomål.docx
@@ -886,7 +886,7 @@
     <w:r>
       <w:tab/>
       <w:tab/>
-      <w:t>2025-06-23</w:t>
+      <w:t>2025-06-24</w:t>
       <w:br/>
       <w:br/>
     </w:r>

--- a/klagomål/A 30329-2025 FSC-klagomål.docx
+++ b/klagomål/A 30329-2025 FSC-klagomål.docx
@@ -886,7 +886,7 @@
     <w:r>
       <w:tab/>
       <w:tab/>
-      <w:t>2025-06-24</w:t>
+      <w:t>2025-06-25</w:t>
       <w:br/>
       <w:br/>
     </w:r>

--- a/klagomål/A 30329-2025 FSC-klagomål.docx
+++ b/klagomål/A 30329-2025 FSC-klagomål.docx
@@ -886,7 +886,7 @@
     <w:r>
       <w:tab/>
       <w:tab/>
-      <w:t>2025-06-25</w:t>
+      <w:t>2025-06-26</w:t>
       <w:br/>
       <w:br/>
     </w:r>

--- a/klagomål/A 30329-2025 FSC-klagomål.docx
+++ b/klagomål/A 30329-2025 FSC-klagomål.docx
@@ -886,7 +886,7 @@
     <w:r>
       <w:tab/>
       <w:tab/>
-      <w:t>2025-06-26</w:t>
+      <w:t>2025-06-27</w:t>
       <w:br/>
       <w:br/>
     </w:r>

--- a/klagomål/A 30329-2025 FSC-klagomål.docx
+++ b/klagomål/A 30329-2025 FSC-klagomål.docx
@@ -886,7 +886,7 @@
     <w:r>
       <w:tab/>
       <w:tab/>
-      <w:t>2025-06-27</w:t>
+      <w:t>2025-06-28</w:t>
       <w:br/>
       <w:br/>
     </w:r>

--- a/klagomål/A 30329-2025 FSC-klagomål.docx
+++ b/klagomål/A 30329-2025 FSC-klagomål.docx
@@ -886,7 +886,7 @@
     <w:r>
       <w:tab/>
       <w:tab/>
-      <w:t>2025-06-28</w:t>
+      <w:t>2025-06-29</w:t>
       <w:br/>
       <w:br/>
     </w:r>

--- a/klagomål/A 30329-2025 FSC-klagomål.docx
+++ b/klagomål/A 30329-2025 FSC-klagomål.docx
@@ -886,7 +886,7 @@
     <w:r>
       <w:tab/>
       <w:tab/>
-      <w:t>2025-06-29</w:t>
+      <w:t>2025-06-30</w:t>
       <w:br/>
       <w:br/>
     </w:r>

--- a/klagomål/A 30329-2025 FSC-klagomål.docx
+++ b/klagomål/A 30329-2025 FSC-klagomål.docx
@@ -886,7 +886,7 @@
     <w:r>
       <w:tab/>
       <w:tab/>
-      <w:t>2025-06-30</w:t>
+      <w:t>2025-07-01</w:t>
       <w:br/>
       <w:br/>
     </w:r>

--- a/klagomål/A 30329-2025 FSC-klagomål.docx
+++ b/klagomål/A 30329-2025 FSC-klagomål.docx
@@ -886,7 +886,7 @@
     <w:r>
       <w:tab/>
       <w:tab/>
-      <w:t>2025-07-01</w:t>
+      <w:t>2025-07-02</w:t>
       <w:br/>
       <w:br/>
     </w:r>

--- a/klagomål/A 30329-2025 FSC-klagomål.docx
+++ b/klagomål/A 30329-2025 FSC-klagomål.docx
@@ -886,7 +886,7 @@
     <w:r>
       <w:tab/>
       <w:tab/>
-      <w:t>2025-07-02</w:t>
+      <w:t>2025-07-03</w:t>
       <w:br/>
       <w:br/>
     </w:r>

--- a/klagomål/A 30329-2025 FSC-klagomål.docx
+++ b/klagomål/A 30329-2025 FSC-klagomål.docx
@@ -886,7 +886,7 @@
     <w:r>
       <w:tab/>
       <w:tab/>
-      <w:t>2025-07-03</w:t>
+      <w:t>2025-07-04</w:t>
       <w:br/>
       <w:br/>
     </w:r>

--- a/klagomål/A 30329-2025 FSC-klagomål.docx
+++ b/klagomål/A 30329-2025 FSC-klagomål.docx
@@ -886,7 +886,7 @@
     <w:r>
       <w:tab/>
       <w:tab/>
-      <w:t>2025-07-04</w:t>
+      <w:t>2025-07-05</w:t>
       <w:br/>
       <w:br/>
     </w:r>

--- a/klagomål/A 30329-2025 FSC-klagomål.docx
+++ b/klagomål/A 30329-2025 FSC-klagomål.docx
@@ -886,7 +886,7 @@
     <w:r>
       <w:tab/>
       <w:tab/>
-      <w:t>2025-07-05</w:t>
+      <w:t>2025-07-06</w:t>
       <w:br/>
       <w:br/>
     </w:r>

--- a/klagomål/A 30329-2025 FSC-klagomål.docx
+++ b/klagomål/A 30329-2025 FSC-klagomål.docx
@@ -886,7 +886,7 @@
     <w:r>
       <w:tab/>
       <w:tab/>
-      <w:t>2025-07-06</w:t>
+      <w:t>2025-07-07</w:t>
       <w:br/>
       <w:br/>
     </w:r>

--- a/klagomål/A 30329-2025 FSC-klagomål.docx
+++ b/klagomål/A 30329-2025 FSC-klagomål.docx
@@ -886,7 +886,7 @@
     <w:r>
       <w:tab/>
       <w:tab/>
-      <w:t>2025-07-07</w:t>
+      <w:t>2025-07-08</w:t>
       <w:br/>
       <w:br/>
     </w:r>

--- a/klagomål/A 30329-2025 FSC-klagomål.docx
+++ b/klagomål/A 30329-2025 FSC-klagomål.docx
@@ -886,7 +886,7 @@
     <w:r>
       <w:tab/>
       <w:tab/>
-      <w:t>2025-07-08</w:t>
+      <w:t>2025-07-09</w:t>
       <w:br/>
       <w:br/>
     </w:r>

--- a/klagomål/A 30329-2025 FSC-klagomål.docx
+++ b/klagomål/A 30329-2025 FSC-klagomål.docx
@@ -886,7 +886,7 @@
     <w:r>
       <w:tab/>
       <w:tab/>
-      <w:t>2025-07-09</w:t>
+      <w:t>2025-07-11</w:t>
       <w:br/>
       <w:br/>
     </w:r>

--- a/klagomål/A 30329-2025 FSC-klagomål.docx
+++ b/klagomål/A 30329-2025 FSC-klagomål.docx
@@ -886,7 +886,7 @@
     <w:r>
       <w:tab/>
       <w:tab/>
-      <w:t>2025-07-11</w:t>
+      <w:t>2025-07-12</w:t>
       <w:br/>
       <w:br/>
     </w:r>

--- a/klagomål/A 30329-2025 FSC-klagomål.docx
+++ b/klagomål/A 30329-2025 FSC-klagomål.docx
@@ -886,7 +886,7 @@
     <w:r>
       <w:tab/>
       <w:tab/>
-      <w:t>2025-07-12</w:t>
+      <w:t>2025-07-13</w:t>
       <w:br/>
       <w:br/>
     </w:r>

--- a/klagomål/A 30329-2025 FSC-klagomål.docx
+++ b/klagomål/A 30329-2025 FSC-klagomål.docx
@@ -886,7 +886,7 @@
     <w:r>
       <w:tab/>
       <w:tab/>
-      <w:t>2025-07-13</w:t>
+      <w:t>2025-07-14</w:t>
       <w:br/>
       <w:br/>
     </w:r>

--- a/klagomål/A 30329-2025 FSC-klagomål.docx
+++ b/klagomål/A 30329-2025 FSC-klagomål.docx
@@ -886,7 +886,7 @@
     <w:r>
       <w:tab/>
       <w:tab/>
-      <w:t>2025-08-06</w:t>
+      <w:t>2025-08-09</w:t>
       <w:br/>
       <w:br/>
     </w:r>

--- a/klagomål/A 30329-2025 FSC-klagomål.docx
+++ b/klagomål/A 30329-2025 FSC-klagomål.docx
@@ -168,7 +168,7 @@
     </w:p>
     <w:p>
       <w:r>
-        <w:t>Detta dokument behandlar höga naturvärden i avverkningsanmälan A 30329-2025 i Örnsköldsviks kommun. Denna avverkningsanmälan inkom 2025-06-19 och omfattar 9,5 ha.</w:t>
+        <w:t>Detta dokument behandlar höga naturvärden i avverkningsanmälan A 30329-2025 i Örnsköldsviks kommun. Denna avverkningsanmälan inkom 2025-06-19 00:00:00 och omfattar 9,5 ha.</w:t>
       </w:r>
     </w:p>
     <w:p>
@@ -243,7 +243,7 @@
         <w:pStyle w:val="Caption"/>
       </w:pPr>
       <w:r>
-        <w:t>Figur 1. Fyndplatser för naturvårdsarter i det avverkningsanmälda området (röd linje). Markörer utan svart kant är placerade på fyndplatsen. Markörer med svart kant är placerade vid sidan av fyndplatsen och har ett svart streck som visar fyndplatsens exakta position. Kartans mittpunktskoordinat är N 7024346, E 657589 i SWEREF 99 TM.</w:t>
+        <w:t>Figur 1. Fyndplatser för naturvårdsarter i det avverkningsanmälda området (röd linje). Markörer utan svart kant är placerade på fyndplatsen. Markörer med svart kant är placerade vid sidan av fyndplatsen och har ett svart streck som visar fyndplatsens exakta position. Kartans mittpunktskoordinat är N 7024346, E 657588 i SWEREF 99 TM.</w:t>
       </w:r>
     </w:p>
     <w:p>

--- a/klagomål/A 30329-2025 FSC-klagomål.docx
+++ b/klagomål/A 30329-2025 FSC-klagomål.docx
@@ -886,7 +886,7 @@
     <w:r>
       <w:tab/>
       <w:tab/>
-      <w:t>2025-08-09</w:t>
+      <w:t>2025-08-10</w:t>
       <w:br/>
       <w:br/>
     </w:r>

--- a/klagomål/A 30329-2025 FSC-klagomål.docx
+++ b/klagomål/A 30329-2025 FSC-klagomål.docx
@@ -886,7 +886,7 @@
     <w:r>
       <w:tab/>
       <w:tab/>
-      <w:t>2025-08-10</w:t>
+      <w:t>2025-08-11</w:t>
       <w:br/>
       <w:br/>
     </w:r>

--- a/klagomål/A 30329-2025 FSC-klagomål.docx
+++ b/klagomål/A 30329-2025 FSC-klagomål.docx
@@ -886,7 +886,7 @@
     <w:r>
       <w:tab/>
       <w:tab/>
-      <w:t>2025-08-11</w:t>
+      <w:t>2025-08-12</w:t>
       <w:br/>
       <w:br/>
     </w:r>

--- a/klagomål/A 30329-2025 FSC-klagomål.docx
+++ b/klagomål/A 30329-2025 FSC-klagomål.docx
@@ -886,7 +886,7 @@
     <w:r>
       <w:tab/>
       <w:tab/>
-      <w:t>2025-08-12</w:t>
+      <w:t>2025-08-13</w:t>
       <w:br/>
       <w:br/>
     </w:r>

--- a/klagomål/A 30329-2025 FSC-klagomål.docx
+++ b/klagomål/A 30329-2025 FSC-klagomål.docx
@@ -886,7 +886,7 @@
     <w:r>
       <w:tab/>
       <w:tab/>
-      <w:t>2025-08-13</w:t>
+      <w:t>2025-08-14</w:t>
       <w:br/>
       <w:br/>
     </w:r>

--- a/klagomål/A 30329-2025 FSC-klagomål.docx
+++ b/klagomål/A 30329-2025 FSC-klagomål.docx
@@ -886,7 +886,7 @@
     <w:r>
       <w:tab/>
       <w:tab/>
-      <w:t>2025-08-14</w:t>
+      <w:t>2025-08-15</w:t>
       <w:br/>
       <w:br/>
     </w:r>

--- a/klagomål/A 30329-2025 FSC-klagomål.docx
+++ b/klagomål/A 30329-2025 FSC-klagomål.docx
@@ -886,7 +886,7 @@
     <w:r>
       <w:tab/>
       <w:tab/>
-      <w:t>2025-08-15</w:t>
+      <w:t>2025-08-16</w:t>
       <w:br/>
       <w:br/>
     </w:r>

--- a/klagomål/A 30329-2025 FSC-klagomål.docx
+++ b/klagomål/A 30329-2025 FSC-klagomål.docx
@@ -886,7 +886,7 @@
     <w:r>
       <w:tab/>
       <w:tab/>
-      <w:t>2025-08-16</w:t>
+      <w:t>2025-08-17</w:t>
       <w:br/>
       <w:br/>
     </w:r>

--- a/klagomål/A 30329-2025 FSC-klagomål.docx
+++ b/klagomål/A 30329-2025 FSC-klagomål.docx
@@ -886,7 +886,7 @@
     <w:r>
       <w:tab/>
       <w:tab/>
-      <w:t>2025-08-17</w:t>
+      <w:t>2025-08-18</w:t>
       <w:br/>
       <w:br/>
     </w:r>

--- a/klagomål/A 30329-2025 FSC-klagomål.docx
+++ b/klagomål/A 30329-2025 FSC-klagomål.docx
@@ -886,7 +886,7 @@
     <w:r>
       <w:tab/>
       <w:tab/>
-      <w:t>2025-08-18</w:t>
+      <w:t>2025-08-19</w:t>
       <w:br/>
       <w:br/>
     </w:r>

--- a/klagomål/A 30329-2025 FSC-klagomål.docx
+++ b/klagomål/A 30329-2025 FSC-klagomål.docx
@@ -886,7 +886,7 @@
     <w:r>
       <w:tab/>
       <w:tab/>
-      <w:t>2025-08-19</w:t>
+      <w:t>2025-08-20</w:t>
       <w:br/>
       <w:br/>
     </w:r>

--- a/klagomål/A 30329-2025 FSC-klagomål.docx
+++ b/klagomål/A 30329-2025 FSC-klagomål.docx
@@ -886,7 +886,7 @@
     <w:r>
       <w:tab/>
       <w:tab/>
-      <w:t>2025-08-20</w:t>
+      <w:t>2025-08-21</w:t>
       <w:br/>
       <w:br/>
     </w:r>

--- a/klagomål/A 30329-2025 FSC-klagomål.docx
+++ b/klagomål/A 30329-2025 FSC-klagomål.docx
@@ -886,7 +886,7 @@
     <w:r>
       <w:tab/>
       <w:tab/>
-      <w:t>2025-08-21</w:t>
+      <w:t>2025-08-22</w:t>
       <w:br/>
       <w:br/>
     </w:r>

--- a/klagomål/A 30329-2025 FSC-klagomål.docx
+++ b/klagomål/A 30329-2025 FSC-klagomål.docx
@@ -886,7 +886,7 @@
     <w:r>
       <w:tab/>
       <w:tab/>
-      <w:t>2025-08-22</w:t>
+      <w:t>2025-08-23</w:t>
       <w:br/>
       <w:br/>
     </w:r>

--- a/klagomål/A 30329-2025 FSC-klagomål.docx
+++ b/klagomål/A 30329-2025 FSC-klagomål.docx
@@ -886,7 +886,7 @@
     <w:r>
       <w:tab/>
       <w:tab/>
-      <w:t>2025-08-23</w:t>
+      <w:t>2025-08-24</w:t>
       <w:br/>
       <w:br/>
     </w:r>

--- a/klagomål/A 30329-2025 FSC-klagomål.docx
+++ b/klagomål/A 30329-2025 FSC-klagomål.docx
@@ -886,7 +886,7 @@
     <w:r>
       <w:tab/>
       <w:tab/>
-      <w:t>2025-08-24</w:t>
+      <w:t>2025-08-25</w:t>
       <w:br/>
       <w:br/>
     </w:r>

--- a/klagomål/A 30329-2025 FSC-klagomål.docx
+++ b/klagomål/A 30329-2025 FSC-klagomål.docx
@@ -886,7 +886,7 @@
     <w:r>
       <w:tab/>
       <w:tab/>
-      <w:t>2025-08-25</w:t>
+      <w:t>2025-08-26</w:t>
       <w:br/>
       <w:br/>
     </w:r>

--- a/klagomål/A 30329-2025 FSC-klagomål.docx
+++ b/klagomål/A 30329-2025 FSC-klagomål.docx
@@ -886,7 +886,7 @@
     <w:r>
       <w:tab/>
       <w:tab/>
-      <w:t>2025-08-26</w:t>
+      <w:t>2025-08-30</w:t>
       <w:br/>
       <w:br/>
     </w:r>

--- a/klagomål/A 30329-2025 FSC-klagomål.docx
+++ b/klagomål/A 30329-2025 FSC-klagomål.docx
@@ -886,7 +886,7 @@
     <w:r>
       <w:tab/>
       <w:tab/>
-      <w:t>2025-08-30</w:t>
+      <w:t>2025-08-31</w:t>
       <w:br/>
       <w:br/>
     </w:r>

--- a/klagomål/A 30329-2025 FSC-klagomål.docx
+++ b/klagomål/A 30329-2025 FSC-klagomål.docx
@@ -886,7 +886,7 @@
     <w:r>
       <w:tab/>
       <w:tab/>
-      <w:t>2025-08-31</w:t>
+      <w:t>2025-09-01</w:t>
       <w:br/>
       <w:br/>
     </w:r>

--- a/klagomål/A 30329-2025 FSC-klagomål.docx
+++ b/klagomål/A 30329-2025 FSC-klagomål.docx
@@ -886,7 +886,7 @@
     <w:r>
       <w:tab/>
       <w:tab/>
-      <w:t>2025-09-01</w:t>
+      <w:t>2025-09-04</w:t>
       <w:br/>
       <w:br/>
     </w:r>

--- a/klagomål/A 30329-2025 FSC-klagomål.docx
+++ b/klagomål/A 30329-2025 FSC-klagomål.docx
@@ -886,7 +886,7 @@
     <w:r>
       <w:tab/>
       <w:tab/>
-      <w:t>2025-09-04</w:t>
+      <w:t>2025-09-05</w:t>
       <w:br/>
       <w:br/>
     </w:r>

--- a/klagomål/A 30329-2025 FSC-klagomål.docx
+++ b/klagomål/A 30329-2025 FSC-klagomål.docx
@@ -886,7 +886,7 @@
     <w:r>
       <w:tab/>
       <w:tab/>
-      <w:t>2025-09-05</w:t>
+      <w:t>2025-09-07</w:t>
       <w:br/>
       <w:br/>
     </w:r>

--- a/klagomål/A 30329-2025 FSC-klagomål.docx
+++ b/klagomål/A 30329-2025 FSC-klagomål.docx
@@ -886,7 +886,7 @@
     <w:r>
       <w:tab/>
       <w:tab/>
-      <w:t>2025-09-07</w:t>
+      <w:t>2025-09-08</w:t>
       <w:br/>
       <w:br/>
     </w:r>

--- a/klagomål/A 30329-2025 FSC-klagomål.docx
+++ b/klagomål/A 30329-2025 FSC-klagomål.docx
@@ -886,7 +886,7 @@
     <w:r>
       <w:tab/>
       <w:tab/>
-      <w:t>2025-09-08</w:t>
+      <w:t>2025-09-10</w:t>
       <w:br/>
       <w:br/>
     </w:r>

--- a/klagomål/A 30329-2025 FSC-klagomål.docx
+++ b/klagomål/A 30329-2025 FSC-klagomål.docx
@@ -886,7 +886,7 @@
     <w:r>
       <w:tab/>
       <w:tab/>
-      <w:t>2025-09-10</w:t>
+      <w:t>2025-09-11</w:t>
       <w:br/>
       <w:br/>
     </w:r>

--- a/klagomål/A 30329-2025 FSC-klagomål.docx
+++ b/klagomål/A 30329-2025 FSC-klagomål.docx
@@ -886,7 +886,7 @@
     <w:r>
       <w:tab/>
       <w:tab/>
-      <w:t>2025-09-11</w:t>
+      <w:t>2025-09-12</w:t>
       <w:br/>
       <w:br/>
     </w:r>

--- a/klagomål/A 30329-2025 FSC-klagomål.docx
+++ b/klagomål/A 30329-2025 FSC-klagomål.docx
@@ -886,7 +886,7 @@
     <w:r>
       <w:tab/>
       <w:tab/>
-      <w:t>2025-09-12</w:t>
+      <w:t>2025-09-13</w:t>
       <w:br/>
       <w:br/>
     </w:r>

--- a/klagomål/A 30329-2025 FSC-klagomål.docx
+++ b/klagomål/A 30329-2025 FSC-klagomål.docx
@@ -886,7 +886,7 @@
     <w:r>
       <w:tab/>
       <w:tab/>
-      <w:t>2025-09-13</w:t>
+      <w:t>2025-09-14</w:t>
       <w:br/>
       <w:br/>
     </w:r>

--- a/klagomål/A 30329-2025 FSC-klagomål.docx
+++ b/klagomål/A 30329-2025 FSC-klagomål.docx
@@ -886,7 +886,7 @@
     <w:r>
       <w:tab/>
       <w:tab/>
-      <w:t>2025-09-14</w:t>
+      <w:t>2025-09-15</w:t>
       <w:br/>
       <w:br/>
     </w:r>

--- a/klagomål/A 30329-2025 FSC-klagomål.docx
+++ b/klagomål/A 30329-2025 FSC-klagomål.docx
@@ -886,7 +886,7 @@
     <w:r>
       <w:tab/>
       <w:tab/>
-      <w:t>2025-09-15</w:t>
+      <w:t>2025-09-16</w:t>
       <w:br/>
       <w:br/>
     </w:r>

--- a/klagomål/A 30329-2025 FSC-klagomål.docx
+++ b/klagomål/A 30329-2025 FSC-klagomål.docx
@@ -886,7 +886,7 @@
     <w:r>
       <w:tab/>
       <w:tab/>
-      <w:t>2025-09-16</w:t>
+      <w:t>2025-09-17</w:t>
       <w:br/>
       <w:br/>
     </w:r>

--- a/klagomål/A 30329-2025 FSC-klagomål.docx
+++ b/klagomål/A 30329-2025 FSC-klagomål.docx
@@ -886,7 +886,7 @@
     <w:r>
       <w:tab/>
       <w:tab/>
-      <w:t>2025-09-17</w:t>
+      <w:t>2025-09-18</w:t>
       <w:br/>
       <w:br/>
     </w:r>

--- a/klagomål/A 30329-2025 FSC-klagomål.docx
+++ b/klagomål/A 30329-2025 FSC-klagomål.docx
@@ -886,7 +886,7 @@
     <w:r>
       <w:tab/>
       <w:tab/>
-      <w:t>2025-09-18</w:t>
+      <w:t>2025-09-22</w:t>
       <w:br/>
       <w:br/>
     </w:r>

--- a/klagomål/A 30329-2025 FSC-klagomål.docx
+++ b/klagomål/A 30329-2025 FSC-klagomål.docx
@@ -886,7 +886,7 @@
     <w:r>
       <w:tab/>
       <w:tab/>
-      <w:t>2025-09-22</w:t>
+      <w:t>2025-09-23</w:t>
       <w:br/>
       <w:br/>
     </w:r>

--- a/klagomål/A 30329-2025 FSC-klagomål.docx
+++ b/klagomål/A 30329-2025 FSC-klagomål.docx
@@ -886,7 +886,7 @@
     <w:r>
       <w:tab/>
       <w:tab/>
-      <w:t>2025-09-23</w:t>
+      <w:t>2025-09-24</w:t>
       <w:br/>
       <w:br/>
     </w:r>

--- a/klagomål/A 30329-2025 FSC-klagomål.docx
+++ b/klagomål/A 30329-2025 FSC-klagomål.docx
@@ -886,7 +886,7 @@
     <w:r>
       <w:tab/>
       <w:tab/>
-      <w:t>2025-09-24</w:t>
+      <w:t>2025-09-25</w:t>
       <w:br/>
       <w:br/>
     </w:r>

--- a/klagomål/A 30329-2025 FSC-klagomål.docx
+++ b/klagomål/A 30329-2025 FSC-klagomål.docx
@@ -886,7 +886,7 @@
     <w:r>
       <w:tab/>
       <w:tab/>
-      <w:t>2025-09-25</w:t>
+      <w:t>2025-09-26</w:t>
       <w:br/>
       <w:br/>
     </w:r>

--- a/klagomål/A 30329-2025 FSC-klagomål.docx
+++ b/klagomål/A 30329-2025 FSC-klagomål.docx
@@ -886,7 +886,7 @@
     <w:r>
       <w:tab/>
       <w:tab/>
-      <w:t>2025-09-26</w:t>
+      <w:t>2025-09-27</w:t>
       <w:br/>
       <w:br/>
     </w:r>

--- a/klagomål/A 30329-2025 FSC-klagomål.docx
+++ b/klagomål/A 30329-2025 FSC-klagomål.docx
@@ -886,7 +886,7 @@
     <w:r>
       <w:tab/>
       <w:tab/>
-      <w:t>2025-09-27</w:t>
+      <w:t>2025-09-28</w:t>
       <w:br/>
       <w:br/>
     </w:r>

--- a/klagomål/A 30329-2025 FSC-klagomål.docx
+++ b/klagomål/A 30329-2025 FSC-klagomål.docx
@@ -886,7 +886,7 @@
     <w:r>
       <w:tab/>
       <w:tab/>
-      <w:t>2025-09-28</w:t>
+      <w:t>2025-09-29</w:t>
       <w:br/>
       <w:br/>
     </w:r>

--- a/klagomål/A 30329-2025 FSC-klagomål.docx
+++ b/klagomål/A 30329-2025 FSC-klagomål.docx
@@ -886,7 +886,7 @@
     <w:r>
       <w:tab/>
       <w:tab/>
-      <w:t>2025-09-29</w:t>
+      <w:t>2025-09-30</w:t>
       <w:br/>
       <w:br/>
     </w:r>
